--- a/docs/manuel/chapitre-08-stocks.docx
+++ b/docs/manuel/chapitre-08-stocks.docx
@@ -368,7 +368,7 @@
                 <w:sz w:val="20"/>
                 <w:szCs w:val="20"/>
               </w:rPr>
-              <w:t xml:space="preserve">22 septembre 2026</w:t>
+              <w:t xml:space="preserve">23 septembre 2026</w:t>
             </w:r>
           </w:p>
         </w:tc>
@@ -6531,7 +6531,7 @@
                 <w:sz w:val="19"/>
                 <w:szCs w:val="19"/>
               </w:rPr>
-              <w:t xml:space="preserve">⇄ Transfert</w:t>
+              <w:t xml:space="preserve">Transfert (le bouton de la ligne)</w:t>
             </w:r>
           </w:p>
         </w:tc>
@@ -11551,7 +11551,7 @@
         <w:sz w:val="14"/>
         <w:szCs w:val="14"/>
       </w:rPr>
-      <w:t xml:space="preserve">Version 2.101.306 de l'application  ·  22 septembre 2026  ·  document interne BMI Togo</w:t>
+      <w:t xml:space="preserve">Version 2.101.306 de l'application  ·  23 septembre 2026  ·  document interne BMI Togo</w:t>
     </w:r>
   </w:p>
 </w:ftr>

--- a/docs/manuel/chapitre-08-stocks.docx
+++ b/docs/manuel/chapitre-08-stocks.docx
@@ -322,7 +322,7 @@
                 <w:sz w:val="20"/>
                 <w:szCs w:val="20"/>
               </w:rPr>
-              <w:t xml:space="preserve">2.101.306</w:t>
+              <w:t xml:space="preserve">2.101.311</w:t>
             </w:r>
           </w:p>
         </w:tc>
@@ -11551,7 +11551,7 @@
         <w:sz w:val="14"/>
         <w:szCs w:val="14"/>
       </w:rPr>
-      <w:t xml:space="preserve">Version 2.101.306 de l'application  ·  23 septembre 2026  ·  document interne BMI Togo</w:t>
+      <w:t xml:space="preserve">Version 2.101.311 de l'application  ·  23 septembre 2026  ·  document interne BMI Togo</w:t>
     </w:r>
   </w:p>
 </w:ftr>

--- a/docs/manuel/chapitre-08-stocks.docx
+++ b/docs/manuel/chapitre-08-stocks.docx
@@ -322,7 +322,7 @@
                 <w:sz w:val="20"/>
                 <w:szCs w:val="20"/>
               </w:rPr>
-              <w:t xml:space="preserve">2.101.311</w:t>
+              <w:t xml:space="preserve">2.101.346</w:t>
             </w:r>
           </w:p>
         </w:tc>
@@ -368,7 +368,7 @@
                 <w:sz w:val="20"/>
                 <w:szCs w:val="20"/>
               </w:rPr>
-              <w:t xml:space="preserve">23 septembre 2026</w:t>
+              <w:t xml:space="preserve">25 septembre 2026</w:t>
             </w:r>
           </w:p>
         </w:tc>
@@ -11551,7 +11551,7 @@
         <w:sz w:val="14"/>
         <w:szCs w:val="14"/>
       </w:rPr>
-      <w:t xml:space="preserve">Version 2.101.311 de l'application  ·  23 septembre 2026  ·  document interne BMI Togo</w:t>
+      <w:t xml:space="preserve">Version 2.101.346 de l'application  ·  25 septembre 2026  ·  document interne BMI Togo</w:t>
     </w:r>
   </w:p>
 </w:ftr>

--- a/docs/manuel/chapitre-08-stocks.docx
+++ b/docs/manuel/chapitre-08-stocks.docx
@@ -322,7 +322,7 @@
                 <w:sz w:val="20"/>
                 <w:szCs w:val="20"/>
               </w:rPr>
-              <w:t xml:space="preserve">2.101.346</w:t>
+              <w:t xml:space="preserve">2.101.358</w:t>
             </w:r>
           </w:p>
         </w:tc>
@@ -368,7 +368,7 @@
                 <w:sz w:val="20"/>
                 <w:szCs w:val="20"/>
               </w:rPr>
-              <w:t xml:space="preserve">25 septembre 2026</w:t>
+              <w:t xml:space="preserve">27 septembre 2026</w:t>
             </w:r>
           </w:p>
         </w:tc>
@@ -11551,7 +11551,7 @@
         <w:sz w:val="14"/>
         <w:szCs w:val="14"/>
       </w:rPr>
-      <w:t xml:space="preserve">Version 2.101.346 de l'application  ·  25 septembre 2026  ·  document interne BMI Togo</w:t>
+      <w:t xml:space="preserve">Version 2.101.358 de l'application  ·  27 septembre 2026  ·  document interne BMI Togo</w:t>
     </w:r>
   </w:p>
 </w:ftr>

--- a/docs/manuel/chapitre-08-stocks.docx
+++ b/docs/manuel/chapitre-08-stocks.docx
@@ -322,7 +322,7 @@
                 <w:sz w:val="20"/>
                 <w:szCs w:val="20"/>
               </w:rPr>
-              <w:t xml:space="preserve">2.101.358</w:t>
+              <w:t xml:space="preserve">2.101.376</w:t>
             </w:r>
           </w:p>
         </w:tc>
@@ -368,7 +368,7 @@
                 <w:sz w:val="20"/>
                 <w:szCs w:val="20"/>
               </w:rPr>
-              <w:t xml:space="preserve">27 septembre 2026</w:t>
+              <w:t xml:space="preserve">29 septembre 2026</w:t>
             </w:r>
           </w:p>
         </w:tc>
@@ -11551,7 +11551,7 @@
         <w:sz w:val="14"/>
         <w:szCs w:val="14"/>
       </w:rPr>
-      <w:t xml:space="preserve">Version 2.101.358 de l'application  ·  27 septembre 2026  ·  document interne BMI Togo</w:t>
+      <w:t xml:space="preserve">Version 2.101.376 de l'application  ·  29 septembre 2026  ·  document interne BMI Togo</w:t>
     </w:r>
   </w:p>
 </w:ftr>

--- a/docs/manuel/chapitre-08-stocks.docx
+++ b/docs/manuel/chapitre-08-stocks.docx
@@ -322,7 +322,7 @@
                 <w:sz w:val="20"/>
                 <w:szCs w:val="20"/>
               </w:rPr>
-              <w:t xml:space="preserve">2.101.376</w:t>
+              <w:t xml:space="preserve">2.101.377</w:t>
             </w:r>
           </w:p>
         </w:tc>
@@ -368,7 +368,7 @@
                 <w:sz w:val="20"/>
                 <w:szCs w:val="20"/>
               </w:rPr>
-              <w:t xml:space="preserve">29 septembre 2026</w:t>
+              <w:t xml:space="preserve">30 septembre 2026</w:t>
             </w:r>
           </w:p>
         </w:tc>
@@ -11551,7 +11551,7 @@
         <w:sz w:val="14"/>
         <w:szCs w:val="14"/>
       </w:rPr>
-      <w:t xml:space="preserve">Version 2.101.376 de l'application  ·  29 septembre 2026  ·  document interne BMI Togo</w:t>
+      <w:t xml:space="preserve">Version 2.101.377 de l'application  ·  30 septembre 2026  ·  document interne BMI Togo</w:t>
     </w:r>
   </w:p>
 </w:ftr>

--- a/docs/manuel/chapitre-08-stocks.docx
+++ b/docs/manuel/chapitre-08-stocks.docx
@@ -322,7 +322,7 @@
                 <w:sz w:val="20"/>
                 <w:szCs w:val="20"/>
               </w:rPr>
-              <w:t xml:space="preserve">2.101.377</w:t>
+              <w:t xml:space="preserve">2.101.378</w:t>
             </w:r>
           </w:p>
         </w:tc>
@@ -11551,7 +11551,7 @@
         <w:sz w:val="14"/>
         <w:szCs w:val="14"/>
       </w:rPr>
-      <w:t xml:space="preserve">Version 2.101.377 de l'application  ·  30 septembre 2026  ·  document interne BMI Togo</w:t>
+      <w:t xml:space="preserve">Version 2.101.378 de l'application  ·  30 septembre 2026  ·  document interne BMI Togo</w:t>
     </w:r>
   </w:p>
 </w:ftr>

--- a/docs/manuel/chapitre-08-stocks.docx
+++ b/docs/manuel/chapitre-08-stocks.docx
@@ -322,7 +322,7 @@
                 <w:sz w:val="20"/>
                 <w:szCs w:val="20"/>
               </w:rPr>
-              <w:t xml:space="preserve">2.101.378</w:t>
+              <w:t xml:space="preserve">2.101.379</w:t>
             </w:r>
           </w:p>
         </w:tc>
@@ -11551,7 +11551,7 @@
         <w:sz w:val="14"/>
         <w:szCs w:val="14"/>
       </w:rPr>
-      <w:t xml:space="preserve">Version 2.101.378 de l'application  ·  30 septembre 2026  ·  document interne BMI Togo</w:t>
+      <w:t xml:space="preserve">Version 2.101.379 de l'application  ·  30 septembre 2026  ·  document interne BMI Togo</w:t>
     </w:r>
   </w:p>
 </w:ftr>

--- a/docs/manuel/chapitre-08-stocks.docx
+++ b/docs/manuel/chapitre-08-stocks.docx
@@ -322,7 +322,7 @@
                 <w:sz w:val="20"/>
                 <w:szCs w:val="20"/>
               </w:rPr>
-              <w:t xml:space="preserve">2.101.379</w:t>
+              <w:t xml:space="preserve">2.101.380</w:t>
             </w:r>
           </w:p>
         </w:tc>
@@ -11551,7 +11551,7 @@
         <w:sz w:val="14"/>
         <w:szCs w:val="14"/>
       </w:rPr>
-      <w:t xml:space="preserve">Version 2.101.379 de l'application  ·  30 septembre 2026  ·  document interne BMI Togo</w:t>
+      <w:t xml:space="preserve">Version 2.101.380 de l'application  ·  30 septembre 2026  ·  document interne BMI Togo</w:t>
     </w:r>
   </w:p>
 </w:ftr>

--- a/docs/manuel/chapitre-08-stocks.docx
+++ b/docs/manuel/chapitre-08-stocks.docx
@@ -322,7 +322,7 @@
                 <w:sz w:val="20"/>
                 <w:szCs w:val="20"/>
               </w:rPr>
-              <w:t xml:space="preserve">2.101.380</w:t>
+              <w:t xml:space="preserve">2.101.381</w:t>
             </w:r>
           </w:p>
         </w:tc>
@@ -11551,7 +11551,7 @@
         <w:sz w:val="14"/>
         <w:szCs w:val="14"/>
       </w:rPr>
-      <w:t xml:space="preserve">Version 2.101.380 de l'application  ·  30 septembre 2026  ·  document interne BMI Togo</w:t>
+      <w:t xml:space="preserve">Version 2.101.381 de l'application  ·  30 septembre 2026  ·  document interne BMI Togo</w:t>
     </w:r>
   </w:p>
 </w:ftr>

--- a/docs/manuel/chapitre-08-stocks.docx
+++ b/docs/manuel/chapitre-08-stocks.docx
@@ -322,7 +322,7 @@
                 <w:sz w:val="20"/>
                 <w:szCs w:val="20"/>
               </w:rPr>
-              <w:t xml:space="preserve">2.101.381</w:t>
+              <w:t xml:space="preserve">2.101.382</w:t>
             </w:r>
           </w:p>
         </w:tc>
@@ -11551,7 +11551,7 @@
         <w:sz w:val="14"/>
         <w:szCs w:val="14"/>
       </w:rPr>
-      <w:t xml:space="preserve">Version 2.101.381 de l'application  ·  30 septembre 2026  ·  document interne BMI Togo</w:t>
+      <w:t xml:space="preserve">Version 2.101.382 de l'application  ·  30 septembre 2026  ·  document interne BMI Togo</w:t>
     </w:r>
   </w:p>
 </w:ftr>

--- a/docs/manuel/chapitre-08-stocks.docx
+++ b/docs/manuel/chapitre-08-stocks.docx
@@ -322,7 +322,7 @@
                 <w:sz w:val="20"/>
                 <w:szCs w:val="20"/>
               </w:rPr>
-              <w:t xml:space="preserve">2.101.382</w:t>
+              <w:t xml:space="preserve">2.101.383</w:t>
             </w:r>
           </w:p>
         </w:tc>
@@ -11551,7 +11551,7 @@
         <w:sz w:val="14"/>
         <w:szCs w:val="14"/>
       </w:rPr>
-      <w:t xml:space="preserve">Version 2.101.382 de l'application  ·  30 septembre 2026  ·  document interne BMI Togo</w:t>
+      <w:t xml:space="preserve">Version 2.101.383 de l'application  ·  30 septembre 2026  ·  document interne BMI Togo</w:t>
     </w:r>
   </w:p>
 </w:ftr>

--- a/docs/manuel/chapitre-08-stocks.docx
+++ b/docs/manuel/chapitre-08-stocks.docx
@@ -322,7 +322,7 @@
                 <w:sz w:val="20"/>
                 <w:szCs w:val="20"/>
               </w:rPr>
-              <w:t xml:space="preserve">2.101.383</w:t>
+              <w:t xml:space="preserve">2.101.384</w:t>
             </w:r>
           </w:p>
         </w:tc>
@@ -11551,7 +11551,7 @@
         <w:sz w:val="14"/>
         <w:szCs w:val="14"/>
       </w:rPr>
-      <w:t xml:space="preserve">Version 2.101.383 de l'application  ·  30 septembre 2026  ·  document interne BMI Togo</w:t>
+      <w:t xml:space="preserve">Version 2.101.384 de l'application  ·  30 septembre 2026  ·  document interne BMI Togo</w:t>
     </w:r>
   </w:p>
 </w:ftr>

--- a/docs/manuel/chapitre-08-stocks.docx
+++ b/docs/manuel/chapitre-08-stocks.docx
@@ -322,7 +322,7 @@
                 <w:sz w:val="20"/>
                 <w:szCs w:val="20"/>
               </w:rPr>
-              <w:t xml:space="preserve">2.101.384</w:t>
+              <w:t xml:space="preserve">2.101.385</w:t>
             </w:r>
           </w:p>
         </w:tc>
@@ -11551,7 +11551,7 @@
         <w:sz w:val="14"/>
         <w:szCs w:val="14"/>
       </w:rPr>
-      <w:t xml:space="preserve">Version 2.101.384 de l'application  ·  30 septembre 2026  ·  document interne BMI Togo</w:t>
+      <w:t xml:space="preserve">Version 2.101.385 de l'application  ·  30 septembre 2026  ·  document interne BMI Togo</w:t>
     </w:r>
   </w:p>
 </w:ftr>

--- a/docs/manuel/chapitre-08-stocks.docx
+++ b/docs/manuel/chapitre-08-stocks.docx
@@ -322,7 +322,7 @@
                 <w:sz w:val="20"/>
                 <w:szCs w:val="20"/>
               </w:rPr>
-              <w:t xml:space="preserve">2.101.385</w:t>
+              <w:t xml:space="preserve">2.101.386</w:t>
             </w:r>
           </w:p>
         </w:tc>
@@ -11551,7 +11551,7 @@
         <w:sz w:val="14"/>
         <w:szCs w:val="14"/>
       </w:rPr>
-      <w:t xml:space="preserve">Version 2.101.385 de l'application  ·  30 septembre 2026  ·  document interne BMI Togo</w:t>
+      <w:t xml:space="preserve">Version 2.101.386 de l'application  ·  30 septembre 2026  ·  document interne BMI Togo</w:t>
     </w:r>
   </w:p>
 </w:ftr>

--- a/docs/manuel/chapitre-08-stocks.docx
+++ b/docs/manuel/chapitre-08-stocks.docx
@@ -322,7 +322,7 @@
                 <w:sz w:val="20"/>
                 <w:szCs w:val="20"/>
               </w:rPr>
-              <w:t xml:space="preserve">2.101.386</w:t>
+              <w:t xml:space="preserve">2.101.387</w:t>
             </w:r>
           </w:p>
         </w:tc>
@@ -11551,7 +11551,7 @@
         <w:sz w:val="14"/>
         <w:szCs w:val="14"/>
       </w:rPr>
-      <w:t xml:space="preserve">Version 2.101.386 de l'application  ·  30 septembre 2026  ·  document interne BMI Togo</w:t>
+      <w:t xml:space="preserve">Version 2.101.387 de l'application  ·  30 septembre 2026  ·  document interne BMI Togo</w:t>
     </w:r>
   </w:p>
 </w:ftr>

--- a/docs/manuel/chapitre-08-stocks.docx
+++ b/docs/manuel/chapitre-08-stocks.docx
@@ -322,7 +322,7 @@
                 <w:sz w:val="20"/>
                 <w:szCs w:val="20"/>
               </w:rPr>
-              <w:t xml:space="preserve">2.101.387</w:t>
+              <w:t xml:space="preserve">2.101.388</w:t>
             </w:r>
           </w:p>
         </w:tc>
@@ -11551,7 +11551,7 @@
         <w:sz w:val="14"/>
         <w:szCs w:val="14"/>
       </w:rPr>
-      <w:t xml:space="preserve">Version 2.101.387 de l'application  ·  30 septembre 2026  ·  document interne BMI Togo</w:t>
+      <w:t xml:space="preserve">Version 2.101.388 de l'application  ·  30 septembre 2026  ·  document interne BMI Togo</w:t>
     </w:r>
   </w:p>
 </w:ftr>

--- a/docs/manuel/chapitre-08-stocks.docx
+++ b/docs/manuel/chapitre-08-stocks.docx
@@ -322,7 +322,7 @@
                 <w:sz w:val="20"/>
                 <w:szCs w:val="20"/>
               </w:rPr>
-              <w:t xml:space="preserve">2.101.388</w:t>
+              <w:t xml:space="preserve">2.101.389</w:t>
             </w:r>
           </w:p>
         </w:tc>
@@ -11551,7 +11551,7 @@
         <w:sz w:val="14"/>
         <w:szCs w:val="14"/>
       </w:rPr>
-      <w:t xml:space="preserve">Version 2.101.388 de l'application  ·  30 septembre 2026  ·  document interne BMI Togo</w:t>
+      <w:t xml:space="preserve">Version 2.101.389 de l'application  ·  30 septembre 2026  ·  document interne BMI Togo</w:t>
     </w:r>
   </w:p>
 </w:ftr>

--- a/docs/manuel/chapitre-08-stocks.docx
+++ b/docs/manuel/chapitre-08-stocks.docx
@@ -322,7 +322,7 @@
                 <w:sz w:val="20"/>
                 <w:szCs w:val="20"/>
               </w:rPr>
-              <w:t xml:space="preserve">2.101.389</w:t>
+              <w:t xml:space="preserve">2.101.390</w:t>
             </w:r>
           </w:p>
         </w:tc>
@@ -11551,7 +11551,7 @@
         <w:sz w:val="14"/>
         <w:szCs w:val="14"/>
       </w:rPr>
-      <w:t xml:space="preserve">Version 2.101.389 de l'application  ·  30 septembre 2026  ·  document interne BMI Togo</w:t>
+      <w:t xml:space="preserve">Version 2.101.390 de l'application  ·  30 septembre 2026  ·  document interne BMI Togo</w:t>
     </w:r>
   </w:p>
 </w:ftr>

--- a/docs/manuel/chapitre-08-stocks.docx
+++ b/docs/manuel/chapitre-08-stocks.docx
@@ -322,7 +322,7 @@
                 <w:sz w:val="20"/>
                 <w:szCs w:val="20"/>
               </w:rPr>
-              <w:t xml:space="preserve">2.101.390</w:t>
+              <w:t xml:space="preserve">2.101.391</w:t>
             </w:r>
           </w:p>
         </w:tc>
@@ -368,7 +368,7 @@
                 <w:sz w:val="20"/>
                 <w:szCs w:val="20"/>
               </w:rPr>
-              <w:t xml:space="preserve">30 septembre 2026</w:t>
+              <w:t xml:space="preserve">1er octobre 2026</w:t>
             </w:r>
           </w:p>
         </w:tc>
@@ -11551,7 +11551,7 @@
         <w:sz w:val="14"/>
         <w:szCs w:val="14"/>
       </w:rPr>
-      <w:t xml:space="preserve">Version 2.101.390 de l'application  ·  30 septembre 2026  ·  document interne BMI Togo</w:t>
+      <w:t xml:space="preserve">Version 2.101.391 de l'application  ·  1er octobre 2026  ·  document interne BMI Togo</w:t>
     </w:r>
   </w:p>
 </w:ftr>

--- a/docs/manuel/chapitre-08-stocks.docx
+++ b/docs/manuel/chapitre-08-stocks.docx
@@ -322,7 +322,7 @@
                 <w:sz w:val="20"/>
                 <w:szCs w:val="20"/>
               </w:rPr>
-              <w:t xml:space="preserve">2.101.391</w:t>
+              <w:t xml:space="preserve">2.101.392</w:t>
             </w:r>
           </w:p>
         </w:tc>
@@ -11551,7 +11551,7 @@
         <w:sz w:val="14"/>
         <w:szCs w:val="14"/>
       </w:rPr>
-      <w:t xml:space="preserve">Version 2.101.391 de l'application  ·  1er octobre 2026  ·  document interne BMI Togo</w:t>
+      <w:t xml:space="preserve">Version 2.101.392 de l'application  ·  1er octobre 2026  ·  document interne BMI Togo</w:t>
     </w:r>
   </w:p>
 </w:ftr>

--- a/docs/manuel/chapitre-08-stocks.docx
+++ b/docs/manuel/chapitre-08-stocks.docx
@@ -322,7 +322,7 @@
                 <w:sz w:val="20"/>
                 <w:szCs w:val="20"/>
               </w:rPr>
-              <w:t xml:space="preserve">2.101.392</w:t>
+              <w:t xml:space="preserve">2.101.393</w:t>
             </w:r>
           </w:p>
         </w:tc>
@@ -11551,7 +11551,7 @@
         <w:sz w:val="14"/>
         <w:szCs w:val="14"/>
       </w:rPr>
-      <w:t xml:space="preserve">Version 2.101.392 de l'application  ·  1er octobre 2026  ·  document interne BMI Togo</w:t>
+      <w:t xml:space="preserve">Version 2.101.393 de l'application  ·  1er octobre 2026  ·  document interne BMI Togo</w:t>
     </w:r>
   </w:p>
 </w:ftr>

--- a/docs/manuel/chapitre-08-stocks.docx
+++ b/docs/manuel/chapitre-08-stocks.docx
@@ -322,7 +322,7 @@
                 <w:sz w:val="20"/>
                 <w:szCs w:val="20"/>
               </w:rPr>
-              <w:t xml:space="preserve">2.101.393</w:t>
+              <w:t xml:space="preserve">2.101.394</w:t>
             </w:r>
           </w:p>
         </w:tc>
@@ -11551,7 +11551,7 @@
         <w:sz w:val="14"/>
         <w:szCs w:val="14"/>
       </w:rPr>
-      <w:t xml:space="preserve">Version 2.101.393 de l'application  ·  1er octobre 2026  ·  document interne BMI Togo</w:t>
+      <w:t xml:space="preserve">Version 2.101.394 de l'application  ·  1er octobre 2026  ·  document interne BMI Togo</w:t>
     </w:r>
   </w:p>
 </w:ftr>

--- a/docs/manuel/chapitre-08-stocks.docx
+++ b/docs/manuel/chapitre-08-stocks.docx
@@ -322,7 +322,7 @@
                 <w:sz w:val="20"/>
                 <w:szCs w:val="20"/>
               </w:rPr>
-              <w:t xml:space="preserve">2.101.394</w:t>
+              <w:t xml:space="preserve">2.101.395</w:t>
             </w:r>
           </w:p>
         </w:tc>
@@ -11551,7 +11551,7 @@
         <w:sz w:val="14"/>
         <w:szCs w:val="14"/>
       </w:rPr>
-      <w:t xml:space="preserve">Version 2.101.394 de l'application  ·  1er octobre 2026  ·  document interne BMI Togo</w:t>
+      <w:t xml:space="preserve">Version 2.101.395 de l'application  ·  1er octobre 2026  ·  document interne BMI Togo</w:t>
     </w:r>
   </w:p>
 </w:ftr>

--- a/docs/manuel/chapitre-08-stocks.docx
+++ b/docs/manuel/chapitre-08-stocks.docx
@@ -322,7 +322,7 @@
                 <w:sz w:val="20"/>
                 <w:szCs w:val="20"/>
               </w:rPr>
-              <w:t xml:space="preserve">2.101.395</w:t>
+              <w:t xml:space="preserve">2.101.396</w:t>
             </w:r>
           </w:p>
         </w:tc>
@@ -11551,7 +11551,7 @@
         <w:sz w:val="14"/>
         <w:szCs w:val="14"/>
       </w:rPr>
-      <w:t xml:space="preserve">Version 2.101.395 de l'application  ·  1er octobre 2026  ·  document interne BMI Togo</w:t>
+      <w:t xml:space="preserve">Version 2.101.396 de l'application  ·  1er octobre 2026  ·  document interne BMI Togo</w:t>
     </w:r>
   </w:p>
 </w:ftr>

--- a/docs/manuel/chapitre-08-stocks.docx
+++ b/docs/manuel/chapitre-08-stocks.docx
@@ -322,7 +322,7 @@
                 <w:sz w:val="20"/>
                 <w:szCs w:val="20"/>
               </w:rPr>
-              <w:t xml:space="preserve">2.101.396</w:t>
+              <w:t xml:space="preserve">2.101.397</w:t>
             </w:r>
           </w:p>
         </w:tc>
@@ -11551,7 +11551,7 @@
         <w:sz w:val="14"/>
         <w:szCs w:val="14"/>
       </w:rPr>
-      <w:t xml:space="preserve">Version 2.101.396 de l'application  ·  1er octobre 2026  ·  document interne BMI Togo</w:t>
+      <w:t xml:space="preserve">Version 2.101.397 de l'application  ·  1er octobre 2026  ·  document interne BMI Togo</w:t>
     </w:r>
   </w:p>
 </w:ftr>

--- a/docs/manuel/chapitre-08-stocks.docx
+++ b/docs/manuel/chapitre-08-stocks.docx
@@ -322,7 +322,7 @@
                 <w:sz w:val="20"/>
                 <w:szCs w:val="20"/>
               </w:rPr>
-              <w:t xml:space="preserve">2.101.397</w:t>
+              <w:t xml:space="preserve">2.101.398</w:t>
             </w:r>
           </w:p>
         </w:tc>
@@ -11551,7 +11551,7 @@
         <w:sz w:val="14"/>
         <w:szCs w:val="14"/>
       </w:rPr>
-      <w:t xml:space="preserve">Version 2.101.397 de l'application  ·  1er octobre 2026  ·  document interne BMI Togo</w:t>
+      <w:t xml:space="preserve">Version 2.101.398 de l'application  ·  1er octobre 2026  ·  document interne BMI Togo</w:t>
     </w:r>
   </w:p>
 </w:ftr>

--- a/docs/manuel/chapitre-08-stocks.docx
+++ b/docs/manuel/chapitre-08-stocks.docx
@@ -322,7 +322,7 @@
                 <w:sz w:val="20"/>
                 <w:szCs w:val="20"/>
               </w:rPr>
-              <w:t xml:space="preserve">2.101.398</w:t>
+              <w:t xml:space="preserve">2.101.399</w:t>
             </w:r>
           </w:p>
         </w:tc>
@@ -11551,7 +11551,7 @@
         <w:sz w:val="14"/>
         <w:szCs w:val="14"/>
       </w:rPr>
-      <w:t xml:space="preserve">Version 2.101.398 de l'application  ·  1er octobre 2026  ·  document interne BMI Togo</w:t>
+      <w:t xml:space="preserve">Version 2.101.399 de l'application  ·  1er octobre 2026  ·  document interne BMI Togo</w:t>
     </w:r>
   </w:p>
 </w:ftr>

--- a/docs/manuel/chapitre-08-stocks.docx
+++ b/docs/manuel/chapitre-08-stocks.docx
@@ -322,7 +322,7 @@
                 <w:sz w:val="20"/>
                 <w:szCs w:val="20"/>
               </w:rPr>
-              <w:t xml:space="preserve">2.101.399</w:t>
+              <w:t xml:space="preserve">2.101.400</w:t>
             </w:r>
           </w:p>
         </w:tc>
@@ -11551,7 +11551,7 @@
         <w:sz w:val="14"/>
         <w:szCs w:val="14"/>
       </w:rPr>
-      <w:t xml:space="preserve">Version 2.101.399 de l'application  ·  1er octobre 2026  ·  document interne BMI Togo</w:t>
+      <w:t xml:space="preserve">Version 2.101.400 de l'application  ·  1er octobre 2026  ·  document interne BMI Togo</w:t>
     </w:r>
   </w:p>
 </w:ftr>

--- a/docs/manuel/chapitre-08-stocks.docx
+++ b/docs/manuel/chapitre-08-stocks.docx
@@ -322,7 +322,7 @@
                 <w:sz w:val="20"/>
                 <w:szCs w:val="20"/>
               </w:rPr>
-              <w:t xml:space="preserve">2.101.400</w:t>
+              <w:t xml:space="preserve">2.101.401</w:t>
             </w:r>
           </w:p>
         </w:tc>
@@ -11551,7 +11551,7 @@
         <w:sz w:val="14"/>
         <w:szCs w:val="14"/>
       </w:rPr>
-      <w:t xml:space="preserve">Version 2.101.400 de l'application  ·  1er octobre 2026  ·  document interne BMI Togo</w:t>
+      <w:t xml:space="preserve">Version 2.101.401 de l'application  ·  1er octobre 2026  ·  document interne BMI Togo</w:t>
     </w:r>
   </w:p>
 </w:ftr>

--- a/docs/manuel/chapitre-08-stocks.docx
+++ b/docs/manuel/chapitre-08-stocks.docx
@@ -322,7 +322,7 @@
                 <w:sz w:val="20"/>
                 <w:szCs w:val="20"/>
               </w:rPr>
-              <w:t xml:space="preserve">2.101.401</w:t>
+              <w:t xml:space="preserve">2.101.402</w:t>
             </w:r>
           </w:p>
         </w:tc>
@@ -11551,7 +11551,7 @@
         <w:sz w:val="14"/>
         <w:szCs w:val="14"/>
       </w:rPr>
-      <w:t xml:space="preserve">Version 2.101.401 de l'application  ·  1er octobre 2026  ·  document interne BMI Togo</w:t>
+      <w:t xml:space="preserve">Version 2.101.402 de l'application  ·  1er octobre 2026  ·  document interne BMI Togo</w:t>
     </w:r>
   </w:p>
 </w:ftr>

--- a/docs/manuel/chapitre-08-stocks.docx
+++ b/docs/manuel/chapitre-08-stocks.docx
@@ -322,7 +322,7 @@
                 <w:sz w:val="20"/>
                 <w:szCs w:val="20"/>
               </w:rPr>
-              <w:t xml:space="preserve">2.101.402</w:t>
+              <w:t xml:space="preserve">2.101.403</w:t>
             </w:r>
           </w:p>
         </w:tc>
@@ -11551,7 +11551,7 @@
         <w:sz w:val="14"/>
         <w:szCs w:val="14"/>
       </w:rPr>
-      <w:t xml:space="preserve">Version 2.101.402 de l'application  ·  1er octobre 2026  ·  document interne BMI Togo</w:t>
+      <w:t xml:space="preserve">Version 2.101.403 de l'application  ·  1er octobre 2026  ·  document interne BMI Togo</w:t>
     </w:r>
   </w:p>
 </w:ftr>

--- a/docs/manuel/chapitre-08-stocks.docx
+++ b/docs/manuel/chapitre-08-stocks.docx
@@ -322,7 +322,7 @@
                 <w:sz w:val="20"/>
                 <w:szCs w:val="20"/>
               </w:rPr>
-              <w:t xml:space="preserve">2.101.403</w:t>
+              <w:t xml:space="preserve">2.101.404</w:t>
             </w:r>
           </w:p>
         </w:tc>
@@ -11551,7 +11551,7 @@
         <w:sz w:val="14"/>
         <w:szCs w:val="14"/>
       </w:rPr>
-      <w:t xml:space="preserve">Version 2.101.403 de l'application  ·  1er octobre 2026  ·  document interne BMI Togo</w:t>
+      <w:t xml:space="preserve">Version 2.101.404 de l'application  ·  1er octobre 2026  ·  document interne BMI Togo</w:t>
     </w:r>
   </w:p>
 </w:ftr>

--- a/docs/manuel/chapitre-08-stocks.docx
+++ b/docs/manuel/chapitre-08-stocks.docx
@@ -322,7 +322,7 @@
                 <w:sz w:val="20"/>
                 <w:szCs w:val="20"/>
               </w:rPr>
-              <w:t xml:space="preserve">2.101.404</w:t>
+              <w:t xml:space="preserve">2.101.406</w:t>
             </w:r>
           </w:p>
         </w:tc>
@@ -11551,7 +11551,7 @@
         <w:sz w:val="14"/>
         <w:szCs w:val="14"/>
       </w:rPr>
-      <w:t xml:space="preserve">Version 2.101.404 de l'application  ·  1er octobre 2026  ·  document interne BMI Togo</w:t>
+      <w:t xml:space="preserve">Version 2.101.406 de l'application  ·  1er octobre 2026  ·  document interne BMI Togo</w:t>
     </w:r>
   </w:p>
 </w:ftr>

--- a/docs/manuel/chapitre-08-stocks.docx
+++ b/docs/manuel/chapitre-08-stocks.docx
@@ -322,7 +322,7 @@
                 <w:sz w:val="20"/>
                 <w:szCs w:val="20"/>
               </w:rPr>
-              <w:t xml:space="preserve">2.101.406</w:t>
+              <w:t xml:space="preserve">2.101.407</w:t>
             </w:r>
           </w:p>
         </w:tc>
@@ -3006,7 +3006,39 @@
                 <w:sz w:val="20"/>
                 <w:szCs w:val="20"/>
               </w:rPr>
-              <w:t xml:space="preserve">, une case Tension (12V · 24V · 48V) apparaît. « ▸ Autres informations » ouvre 🏪 Garantie boutique (imprimée sur le reçu), 🏭 Garantie fabricant (pour le devis, le contrat, le SAV), 📄 Conditions de garantie, 🔗 Fiche technique (un lien), 📝 Notes internes.</w:t>
+              <w:t xml:space="preserve">, une case Tension (12V · 24V · 48V) apparaît. « ▸ Autres informations » ouvre 🏪 Garantie boutique (imprimée sur le reçu), 🏭 Garantie fabricant (pour le devis, le contrat, le SAV), 📄 Conditions de garantie, 🔗 Fiche technique (un lien), 📝 Notes internes, et 🤖 « Ce que l'assistant WhatsApp peut dire aux clients ». ⚠ </w:t>
+            </w:r>
+            <w:r>
+              <w:rPr>
+                <w:b/>
+                <w:bCs/>
+                <w:sz w:val="20"/>
+                <w:szCs w:val="20"/>
+              </w:rPr>
+              <w:t xml:space="preserve">L'assistant du numéro BMI lit la fiche</w:t>
+            </w:r>
+            <w:r>
+              <w:rPr>
+                <w:sz w:val="20"/>
+                <w:szCs w:val="20"/>
+              </w:rPr>
+              <w:t xml:space="preserve"> (chapitre 20) : le métier, la catégorie, la tension, la puissance, les cases d'une pompe, les garanties, les conditions, la fiche technique et ce texte 🤖 — il peut donc les dire à un client. </w:t>
+            </w:r>
+            <w:r>
+              <w:rPr>
+                <w:b/>
+                <w:bCs/>
+                <w:sz w:val="20"/>
+                <w:szCs w:val="20"/>
+              </w:rPr>
+              <w:t xml:space="preserve">Il ne lit JAMAIS</w:t>
+            </w:r>
+            <w:r>
+              <w:rPr>
+                <w:sz w:val="20"/>
+                <w:szCs w:val="20"/>
+              </w:rPr>
+              <w:t xml:space="preserve"> le prix d'achat, le fournisseur, les Notes internes, le code-barres, le seuil ni la quantité.</w:t>
             </w:r>
           </w:p>
         </w:tc>
@@ -11551,7 +11583,7 @@
         <w:sz w:val="14"/>
         <w:szCs w:val="14"/>
       </w:rPr>
-      <w:t xml:space="preserve">Version 2.101.406 de l'application  ·  1er octobre 2026  ·  document interne BMI Togo</w:t>
+      <w:t xml:space="preserve">Version 2.101.407 de l'application  ·  1er octobre 2026  ·  document interne BMI Togo</w:t>
     </w:r>
   </w:p>
 </w:ftr>

--- a/docs/manuel/chapitre-08-stocks.docx
+++ b/docs/manuel/chapitre-08-stocks.docx
@@ -322,7 +322,7 @@
                 <w:sz w:val="20"/>
                 <w:szCs w:val="20"/>
               </w:rPr>
-              <w:t xml:space="preserve">2.101.407</w:t>
+              <w:t xml:space="preserve">2.101.408</w:t>
             </w:r>
           </w:p>
         </w:tc>
@@ -11583,7 +11583,7 @@
         <w:sz w:val="14"/>
         <w:szCs w:val="14"/>
       </w:rPr>
-      <w:t xml:space="preserve">Version 2.101.407 de l'application  ·  1er octobre 2026  ·  document interne BMI Togo</w:t>
+      <w:t xml:space="preserve">Version 2.101.408 de l'application  ·  1er octobre 2026  ·  document interne BMI Togo</w:t>
     </w:r>
   </w:p>
 </w:ftr>

--- a/docs/manuel/chapitre-08-stocks.docx
+++ b/docs/manuel/chapitre-08-stocks.docx
@@ -322,7 +322,7 @@
                 <w:sz w:val="20"/>
                 <w:szCs w:val="20"/>
               </w:rPr>
-              <w:t xml:space="preserve">2.101.408</w:t>
+              <w:t xml:space="preserve">2.101.409</w:t>
             </w:r>
           </w:p>
         </w:tc>
@@ -11583,7 +11583,7 @@
         <w:sz w:val="14"/>
         <w:szCs w:val="14"/>
       </w:rPr>
-      <w:t xml:space="preserve">Version 2.101.408 de l'application  ·  1er octobre 2026  ·  document interne BMI Togo</w:t>
+      <w:t xml:space="preserve">Version 2.101.409 de l'application  ·  1er octobre 2026  ·  document interne BMI Togo</w:t>
     </w:r>
   </w:p>
 </w:ftr>

--- a/docs/manuel/chapitre-08-stocks.docx
+++ b/docs/manuel/chapitre-08-stocks.docx
@@ -322,7 +322,7 @@
                 <w:sz w:val="20"/>
                 <w:szCs w:val="20"/>
               </w:rPr>
-              <w:t xml:space="preserve">2.101.409</w:t>
+              <w:t xml:space="preserve">2.101.410</w:t>
             </w:r>
           </w:p>
         </w:tc>
@@ -11583,7 +11583,7 @@
         <w:sz w:val="14"/>
         <w:szCs w:val="14"/>
       </w:rPr>
-      <w:t xml:space="preserve">Version 2.101.409 de l'application  ·  1er octobre 2026  ·  document interne BMI Togo</w:t>
+      <w:t xml:space="preserve">Version 2.101.410 de l'application  ·  1er octobre 2026  ·  document interne BMI Togo</w:t>
     </w:r>
   </w:p>
 </w:ftr>

--- a/docs/manuel/chapitre-08-stocks.docx
+++ b/docs/manuel/chapitre-08-stocks.docx
@@ -322,7 +322,7 @@
                 <w:sz w:val="20"/>
                 <w:szCs w:val="20"/>
               </w:rPr>
-              <w:t xml:space="preserve">2.101.410</w:t>
+              <w:t xml:space="preserve">2.101.411</w:t>
             </w:r>
           </w:p>
         </w:tc>
@@ -11583,7 +11583,7 @@
         <w:sz w:val="14"/>
         <w:szCs w:val="14"/>
       </w:rPr>
-      <w:t xml:space="preserve">Version 2.101.410 de l'application  ·  1er octobre 2026  ·  document interne BMI Togo</w:t>
+      <w:t xml:space="preserve">Version 2.101.411 de l'application  ·  1er octobre 2026  ·  document interne BMI Togo</w:t>
     </w:r>
   </w:p>
 </w:ftr>

--- a/docs/manuel/chapitre-08-stocks.docx
+++ b/docs/manuel/chapitre-08-stocks.docx
@@ -322,7 +322,7 @@
                 <w:sz w:val="20"/>
                 <w:szCs w:val="20"/>
               </w:rPr>
-              <w:t xml:space="preserve">2.101.411</w:t>
+              <w:t xml:space="preserve">2.101.412</w:t>
             </w:r>
           </w:p>
         </w:tc>
@@ -11583,7 +11583,7 @@
         <w:sz w:val="14"/>
         <w:szCs w:val="14"/>
       </w:rPr>
-      <w:t xml:space="preserve">Version 2.101.411 de l'application  ·  1er octobre 2026  ·  document interne BMI Togo</w:t>
+      <w:t xml:space="preserve">Version 2.101.412 de l'application  ·  1er octobre 2026  ·  document interne BMI Togo</w:t>
     </w:r>
   </w:p>
 </w:ftr>

--- a/docs/manuel/chapitre-08-stocks.docx
+++ b/docs/manuel/chapitre-08-stocks.docx
@@ -322,7 +322,7 @@
                 <w:sz w:val="20"/>
                 <w:szCs w:val="20"/>
               </w:rPr>
-              <w:t xml:space="preserve">2.101.412</w:t>
+              <w:t xml:space="preserve">2.101.413</w:t>
             </w:r>
           </w:p>
         </w:tc>
@@ -11583,7 +11583,7 @@
         <w:sz w:val="14"/>
         <w:szCs w:val="14"/>
       </w:rPr>
-      <w:t xml:space="preserve">Version 2.101.412 de l'application  ·  1er octobre 2026  ·  document interne BMI Togo</w:t>
+      <w:t xml:space="preserve">Version 2.101.413 de l'application  ·  1er octobre 2026  ·  document interne BMI Togo</w:t>
     </w:r>
   </w:p>
 </w:ftr>

--- a/docs/manuel/chapitre-08-stocks.docx
+++ b/docs/manuel/chapitre-08-stocks.docx
@@ -322,7 +322,7 @@
                 <w:sz w:val="20"/>
                 <w:szCs w:val="20"/>
               </w:rPr>
-              <w:t xml:space="preserve">2.101.413</w:t>
+              <w:t xml:space="preserve">2.101.414</w:t>
             </w:r>
           </w:p>
         </w:tc>
@@ -11583,7 +11583,7 @@
         <w:sz w:val="14"/>
         <w:szCs w:val="14"/>
       </w:rPr>
-      <w:t xml:space="preserve">Version 2.101.413 de l'application  ·  1er octobre 2026  ·  document interne BMI Togo</w:t>
+      <w:t xml:space="preserve">Version 2.101.414 de l'application  ·  1er octobre 2026  ·  document interne BMI Togo</w:t>
     </w:r>
   </w:p>
 </w:ftr>

--- a/docs/manuel/chapitre-08-stocks.docx
+++ b/docs/manuel/chapitre-08-stocks.docx
@@ -322,7 +322,7 @@
                 <w:sz w:val="20"/>
                 <w:szCs w:val="20"/>
               </w:rPr>
-              <w:t xml:space="preserve">2.101.414</w:t>
+              <w:t xml:space="preserve">2.101.415</w:t>
             </w:r>
           </w:p>
         </w:tc>
@@ -11583,7 +11583,7 @@
         <w:sz w:val="14"/>
         <w:szCs w:val="14"/>
       </w:rPr>
-      <w:t xml:space="preserve">Version 2.101.414 de l'application  ·  1er octobre 2026  ·  document interne BMI Togo</w:t>
+      <w:t xml:space="preserve">Version 2.101.415 de l'application  ·  1er octobre 2026  ·  document interne BMI Togo</w:t>
     </w:r>
   </w:p>
 </w:ftr>

--- a/docs/manuel/chapitre-08-stocks.docx
+++ b/docs/manuel/chapitre-08-stocks.docx
@@ -322,7 +322,7 @@
                 <w:sz w:val="20"/>
                 <w:szCs w:val="20"/>
               </w:rPr>
-              <w:t xml:space="preserve">2.101.415</w:t>
+              <w:t xml:space="preserve">2.101.416</w:t>
             </w:r>
           </w:p>
         </w:tc>
@@ -11583,7 +11583,7 @@
         <w:sz w:val="14"/>
         <w:szCs w:val="14"/>
       </w:rPr>
-      <w:t xml:space="preserve">Version 2.101.415 de l'application  ·  1er octobre 2026  ·  document interne BMI Togo</w:t>
+      <w:t xml:space="preserve">Version 2.101.416 de l'application  ·  1er octobre 2026  ·  document interne BMI Togo</w:t>
     </w:r>
   </w:p>
 </w:ftr>

--- a/docs/manuel/chapitre-08-stocks.docx
+++ b/docs/manuel/chapitre-08-stocks.docx
@@ -322,7 +322,7 @@
                 <w:sz w:val="20"/>
                 <w:szCs w:val="20"/>
               </w:rPr>
-              <w:t xml:space="preserve">2.101.416</w:t>
+              <w:t xml:space="preserve">2.101.417</w:t>
             </w:r>
           </w:p>
         </w:tc>
@@ -11583,7 +11583,7 @@
         <w:sz w:val="14"/>
         <w:szCs w:val="14"/>
       </w:rPr>
-      <w:t xml:space="preserve">Version 2.101.416 de l'application  ·  1er octobre 2026  ·  document interne BMI Togo</w:t>
+      <w:t xml:space="preserve">Version 2.101.417 de l'application  ·  1er octobre 2026  ·  document interne BMI Togo</w:t>
     </w:r>
   </w:p>
 </w:ftr>

--- a/docs/manuel/chapitre-08-stocks.docx
+++ b/docs/manuel/chapitre-08-stocks.docx
@@ -322,7 +322,7 @@
                 <w:sz w:val="20"/>
                 <w:szCs w:val="20"/>
               </w:rPr>
-              <w:t xml:space="preserve">2.101.417</w:t>
+              <w:t xml:space="preserve">2.101.418</w:t>
             </w:r>
           </w:p>
         </w:tc>
@@ -11583,7 +11583,7 @@
         <w:sz w:val="14"/>
         <w:szCs w:val="14"/>
       </w:rPr>
-      <w:t xml:space="preserve">Version 2.101.417 de l'application  ·  1er octobre 2026  ·  document interne BMI Togo</w:t>
+      <w:t xml:space="preserve">Version 2.101.418 de l'application  ·  1er octobre 2026  ·  document interne BMI Togo</w:t>
     </w:r>
   </w:p>
 </w:ftr>

--- a/docs/manuel/chapitre-08-stocks.docx
+++ b/docs/manuel/chapitre-08-stocks.docx
@@ -322,7 +322,7 @@
                 <w:sz w:val="20"/>
                 <w:szCs w:val="20"/>
               </w:rPr>
-              <w:t xml:space="preserve">2.101.418</w:t>
+              <w:t xml:space="preserve">2.101.419</w:t>
             </w:r>
           </w:p>
         </w:tc>
@@ -11583,7 +11583,7 @@
         <w:sz w:val="14"/>
         <w:szCs w:val="14"/>
       </w:rPr>
-      <w:t xml:space="preserve">Version 2.101.418 de l'application  ·  1er octobre 2026  ·  document interne BMI Togo</w:t>
+      <w:t xml:space="preserve">Version 2.101.419 de l'application  ·  1er octobre 2026  ·  document interne BMI Togo</w:t>
     </w:r>
   </w:p>
 </w:ftr>

--- a/docs/manuel/chapitre-08-stocks.docx
+++ b/docs/manuel/chapitre-08-stocks.docx
@@ -322,7 +322,7 @@
                 <w:sz w:val="20"/>
                 <w:szCs w:val="20"/>
               </w:rPr>
-              <w:t xml:space="preserve">2.101.419</w:t>
+              <w:t xml:space="preserve">2.101.420</w:t>
             </w:r>
           </w:p>
         </w:tc>
@@ -11583,7 +11583,7 @@
         <w:sz w:val="14"/>
         <w:szCs w:val="14"/>
       </w:rPr>
-      <w:t xml:space="preserve">Version 2.101.419 de l'application  ·  1er octobre 2026  ·  document interne BMI Togo</w:t>
+      <w:t xml:space="preserve">Version 2.101.420 de l'application  ·  1er octobre 2026  ·  document interne BMI Togo</w:t>
     </w:r>
   </w:p>
 </w:ftr>

--- a/docs/manuel/chapitre-08-stocks.docx
+++ b/docs/manuel/chapitre-08-stocks.docx
@@ -322,7 +322,7 @@
                 <w:sz w:val="20"/>
                 <w:szCs w:val="20"/>
               </w:rPr>
-              <w:t xml:space="preserve">2.101.420</w:t>
+              <w:t xml:space="preserve">2.101.421</w:t>
             </w:r>
           </w:p>
         </w:tc>
@@ -11583,7 +11583,7 @@
         <w:sz w:val="14"/>
         <w:szCs w:val="14"/>
       </w:rPr>
-      <w:t xml:space="preserve">Version 2.101.420 de l'application  ·  1er octobre 2026  ·  document interne BMI Togo</w:t>
+      <w:t xml:space="preserve">Version 2.101.421 de l'application  ·  1er octobre 2026  ·  document interne BMI Togo</w:t>
     </w:r>
   </w:p>
 </w:ftr>

--- a/docs/manuel/chapitre-08-stocks.docx
+++ b/docs/manuel/chapitre-08-stocks.docx
@@ -322,7 +322,7 @@
                 <w:sz w:val="20"/>
                 <w:szCs w:val="20"/>
               </w:rPr>
-              <w:t xml:space="preserve">2.101.421</w:t>
+              <w:t xml:space="preserve">2.101.422</w:t>
             </w:r>
           </w:p>
         </w:tc>
@@ -11583,7 +11583,7 @@
         <w:sz w:val="14"/>
         <w:szCs w:val="14"/>
       </w:rPr>
-      <w:t xml:space="preserve">Version 2.101.421 de l'application  ·  1er octobre 2026  ·  document interne BMI Togo</w:t>
+      <w:t xml:space="preserve">Version 2.101.422 de l'application  ·  1er octobre 2026  ·  document interne BMI Togo</w:t>
     </w:r>
   </w:p>
 </w:ftr>

--- a/docs/manuel/chapitre-08-stocks.docx
+++ b/docs/manuel/chapitre-08-stocks.docx
@@ -322,7 +322,7 @@
                 <w:sz w:val="20"/>
                 <w:szCs w:val="20"/>
               </w:rPr>
-              <w:t xml:space="preserve">2.101.422</w:t>
+              <w:t xml:space="preserve">2.101.423</w:t>
             </w:r>
           </w:p>
         </w:tc>
@@ -11583,7 +11583,7 @@
         <w:sz w:val="14"/>
         <w:szCs w:val="14"/>
       </w:rPr>
-      <w:t xml:space="preserve">Version 2.101.422 de l'application  ·  1er octobre 2026  ·  document interne BMI Togo</w:t>
+      <w:t xml:space="preserve">Version 2.101.423 de l'application  ·  1er octobre 2026  ·  document interne BMI Togo</w:t>
     </w:r>
   </w:p>
 </w:ftr>

--- a/docs/manuel/chapitre-08-stocks.docx
+++ b/docs/manuel/chapitre-08-stocks.docx
@@ -322,7 +322,7 @@
                 <w:sz w:val="20"/>
                 <w:szCs w:val="20"/>
               </w:rPr>
-              <w:t xml:space="preserve">2.101.423</w:t>
+              <w:t xml:space="preserve">2.101.424</w:t>
             </w:r>
           </w:p>
         </w:tc>
@@ -11583,7 +11583,7 @@
         <w:sz w:val="14"/>
         <w:szCs w:val="14"/>
       </w:rPr>
-      <w:t xml:space="preserve">Version 2.101.423 de l'application  ·  1er octobre 2026  ·  document interne BMI Togo</w:t>
+      <w:t xml:space="preserve">Version 2.101.424 de l'application  ·  1er octobre 2026  ·  document interne BMI Togo</w:t>
     </w:r>
   </w:p>
 </w:ftr>

--- a/docs/manuel/chapitre-08-stocks.docx
+++ b/docs/manuel/chapitre-08-stocks.docx
@@ -322,7 +322,7 @@
                 <w:sz w:val="20"/>
                 <w:szCs w:val="20"/>
               </w:rPr>
-              <w:t xml:space="preserve">2.101.424</w:t>
+              <w:t xml:space="preserve">2.101.425</w:t>
             </w:r>
           </w:p>
         </w:tc>
@@ -11583,7 +11583,7 @@
         <w:sz w:val="14"/>
         <w:szCs w:val="14"/>
       </w:rPr>
-      <w:t xml:space="preserve">Version 2.101.424 de l'application  ·  1er octobre 2026  ·  document interne BMI Togo</w:t>
+      <w:t xml:space="preserve">Version 2.101.425 de l'application  ·  1er octobre 2026  ·  document interne BMI Togo</w:t>
     </w:r>
   </w:p>
 </w:ftr>

--- a/docs/manuel/chapitre-08-stocks.docx
+++ b/docs/manuel/chapitre-08-stocks.docx
@@ -322,7 +322,7 @@
                 <w:sz w:val="20"/>
                 <w:szCs w:val="20"/>
               </w:rPr>
-              <w:t xml:space="preserve">2.101.425</w:t>
+              <w:t xml:space="preserve">2.101.426</w:t>
             </w:r>
           </w:p>
         </w:tc>
@@ -11583,7 +11583,7 @@
         <w:sz w:val="14"/>
         <w:szCs w:val="14"/>
       </w:rPr>
-      <w:t xml:space="preserve">Version 2.101.425 de l'application  ·  1er octobre 2026  ·  document interne BMI Togo</w:t>
+      <w:t xml:space="preserve">Version 2.101.426 de l'application  ·  1er octobre 2026  ·  document interne BMI Togo</w:t>
     </w:r>
   </w:p>
 </w:ftr>

--- a/docs/manuel/chapitre-08-stocks.docx
+++ b/docs/manuel/chapitre-08-stocks.docx
@@ -322,7 +322,7 @@
                 <w:sz w:val="20"/>
                 <w:szCs w:val="20"/>
               </w:rPr>
-              <w:t xml:space="preserve">2.101.426</w:t>
+              <w:t xml:space="preserve">2.101.427</w:t>
             </w:r>
           </w:p>
         </w:tc>
@@ -11583,7 +11583,7 @@
         <w:sz w:val="14"/>
         <w:szCs w:val="14"/>
       </w:rPr>
-      <w:t xml:space="preserve">Version 2.101.426 de l'application  ·  1er octobre 2026  ·  document interne BMI Togo</w:t>
+      <w:t xml:space="preserve">Version 2.101.427 de l'application  ·  1er octobre 2026  ·  document interne BMI Togo</w:t>
     </w:r>
   </w:p>
 </w:ftr>

--- a/docs/manuel/chapitre-08-stocks.docx
+++ b/docs/manuel/chapitre-08-stocks.docx
@@ -322,7 +322,7 @@
                 <w:sz w:val="20"/>
                 <w:szCs w:val="20"/>
               </w:rPr>
-              <w:t xml:space="preserve">2.101.427</w:t>
+              <w:t xml:space="preserve">2.101.428</w:t>
             </w:r>
           </w:p>
         </w:tc>
@@ -11583,7 +11583,7 @@
         <w:sz w:val="14"/>
         <w:szCs w:val="14"/>
       </w:rPr>
-      <w:t xml:space="preserve">Version 2.101.427 de l'application  ·  1er octobre 2026  ·  document interne BMI Togo</w:t>
+      <w:t xml:space="preserve">Version 2.101.428 de l'application  ·  1er octobre 2026  ·  document interne BMI Togo</w:t>
     </w:r>
   </w:p>
 </w:ftr>

--- a/docs/manuel/chapitre-08-stocks.docx
+++ b/docs/manuel/chapitre-08-stocks.docx
@@ -322,7 +322,7 @@
                 <w:sz w:val="20"/>
                 <w:szCs w:val="20"/>
               </w:rPr>
-              <w:t xml:space="preserve">2.101.428</w:t>
+              <w:t xml:space="preserve">2.101.429</w:t>
             </w:r>
           </w:p>
         </w:tc>
@@ -11583,7 +11583,7 @@
         <w:sz w:val="14"/>
         <w:szCs w:val="14"/>
       </w:rPr>
-      <w:t xml:space="preserve">Version 2.101.428 de l'application  ·  1er octobre 2026  ·  document interne BMI Togo</w:t>
+      <w:t xml:space="preserve">Version 2.101.429 de l'application  ·  1er octobre 2026  ·  document interne BMI Togo</w:t>
     </w:r>
   </w:p>
 </w:ftr>

--- a/docs/manuel/chapitre-08-stocks.docx
+++ b/docs/manuel/chapitre-08-stocks.docx
@@ -322,7 +322,7 @@
                 <w:sz w:val="20"/>
                 <w:szCs w:val="20"/>
               </w:rPr>
-              <w:t xml:space="preserve">2.101.429</w:t>
+              <w:t xml:space="preserve">2.101.430</w:t>
             </w:r>
           </w:p>
         </w:tc>
@@ -11583,7 +11583,7 @@
         <w:sz w:val="14"/>
         <w:szCs w:val="14"/>
       </w:rPr>
-      <w:t xml:space="preserve">Version 2.101.429 de l'application  ·  1er octobre 2026  ·  document interne BMI Togo</w:t>
+      <w:t xml:space="preserve">Version 2.101.430 de l'application  ·  1er octobre 2026  ·  document interne BMI Togo</w:t>
     </w:r>
   </w:p>
 </w:ftr>

--- a/docs/manuel/chapitre-08-stocks.docx
+++ b/docs/manuel/chapitre-08-stocks.docx
@@ -322,7 +322,7 @@
                 <w:sz w:val="20"/>
                 <w:szCs w:val="20"/>
               </w:rPr>
-              <w:t xml:space="preserve">2.101.430</w:t>
+              <w:t xml:space="preserve">2.101.431</w:t>
             </w:r>
           </w:p>
         </w:tc>
@@ -11583,7 +11583,7 @@
         <w:sz w:val="14"/>
         <w:szCs w:val="14"/>
       </w:rPr>
-      <w:t xml:space="preserve">Version 2.101.430 de l'application  ·  1er octobre 2026  ·  document interne BMI Togo</w:t>
+      <w:t xml:space="preserve">Version 2.101.431 de l'application  ·  1er octobre 2026  ·  document interne BMI Togo</w:t>
     </w:r>
   </w:p>
 </w:ftr>

--- a/docs/manuel/chapitre-08-stocks.docx
+++ b/docs/manuel/chapitre-08-stocks.docx
@@ -322,7 +322,7 @@
                 <w:sz w:val="20"/>
                 <w:szCs w:val="20"/>
               </w:rPr>
-              <w:t xml:space="preserve">2.101.431</w:t>
+              <w:t xml:space="preserve">2.101.432</w:t>
             </w:r>
           </w:p>
         </w:tc>
@@ -11583,7 +11583,7 @@
         <w:sz w:val="14"/>
         <w:szCs w:val="14"/>
       </w:rPr>
-      <w:t xml:space="preserve">Version 2.101.431 de l'application  ·  1er octobre 2026  ·  document interne BMI Togo</w:t>
+      <w:t xml:space="preserve">Version 2.101.432 de l'application  ·  1er octobre 2026  ·  document interne BMI Togo</w:t>
     </w:r>
   </w:p>
 </w:ftr>

--- a/docs/manuel/chapitre-08-stocks.docx
+++ b/docs/manuel/chapitre-08-stocks.docx
@@ -322,7 +322,7 @@
                 <w:sz w:val="20"/>
                 <w:szCs w:val="20"/>
               </w:rPr>
-              <w:t xml:space="preserve">2.101.432</w:t>
+              <w:t xml:space="preserve">2.101.433</w:t>
             </w:r>
           </w:p>
         </w:tc>
@@ -11583,7 +11583,7 @@
         <w:sz w:val="14"/>
         <w:szCs w:val="14"/>
       </w:rPr>
-      <w:t xml:space="preserve">Version 2.101.432 de l'application  ·  1er octobre 2026  ·  document interne BMI Togo</w:t>
+      <w:t xml:space="preserve">Version 2.101.433 de l'application  ·  1er octobre 2026  ·  document interne BMI Togo</w:t>
     </w:r>
   </w:p>
 </w:ftr>

--- a/docs/manuel/chapitre-08-stocks.docx
+++ b/docs/manuel/chapitre-08-stocks.docx
@@ -322,7 +322,7 @@
                 <w:sz w:val="20"/>
                 <w:szCs w:val="20"/>
               </w:rPr>
-              <w:t xml:space="preserve">2.101.433</w:t>
+              <w:t xml:space="preserve">2.101.434</w:t>
             </w:r>
           </w:p>
         </w:tc>
@@ -11583,7 +11583,7 @@
         <w:sz w:val="14"/>
         <w:szCs w:val="14"/>
       </w:rPr>
-      <w:t xml:space="preserve">Version 2.101.433 de l'application  ·  1er octobre 2026  ·  document interne BMI Togo</w:t>
+      <w:t xml:space="preserve">Version 2.101.434 de l'application  ·  1er octobre 2026  ·  document interne BMI Togo</w:t>
     </w:r>
   </w:p>
 </w:ftr>

--- a/docs/manuel/chapitre-08-stocks.docx
+++ b/docs/manuel/chapitre-08-stocks.docx
@@ -322,7 +322,7 @@
                 <w:sz w:val="20"/>
                 <w:szCs w:val="20"/>
               </w:rPr>
-              <w:t xml:space="preserve">2.101.434</w:t>
+              <w:t xml:space="preserve">2.101.435</w:t>
             </w:r>
           </w:p>
         </w:tc>
@@ -11583,7 +11583,7 @@
         <w:sz w:val="14"/>
         <w:szCs w:val="14"/>
       </w:rPr>
-      <w:t xml:space="preserve">Version 2.101.434 de l'application  ·  1er octobre 2026  ·  document interne BMI Togo</w:t>
+      <w:t xml:space="preserve">Version 2.101.435 de l'application  ·  1er octobre 2026  ·  document interne BMI Togo</w:t>
     </w:r>
   </w:p>
 </w:ftr>

--- a/docs/manuel/chapitre-08-stocks.docx
+++ b/docs/manuel/chapitre-08-stocks.docx
@@ -322,7 +322,7 @@
                 <w:sz w:val="20"/>
                 <w:szCs w:val="20"/>
               </w:rPr>
-              <w:t xml:space="preserve">2.101.435</w:t>
+              <w:t xml:space="preserve">2.101.436</w:t>
             </w:r>
           </w:p>
         </w:tc>
@@ -11583,7 +11583,7 @@
         <w:sz w:val="14"/>
         <w:szCs w:val="14"/>
       </w:rPr>
-      <w:t xml:space="preserve">Version 2.101.435 de l'application  ·  1er octobre 2026  ·  document interne BMI Togo</w:t>
+      <w:t xml:space="preserve">Version 2.101.436 de l'application  ·  1er octobre 2026  ·  document interne BMI Togo</w:t>
     </w:r>
   </w:p>
 </w:ftr>

--- a/docs/manuel/chapitre-08-stocks.docx
+++ b/docs/manuel/chapitre-08-stocks.docx
@@ -322,7 +322,7 @@
                 <w:sz w:val="20"/>
                 <w:szCs w:val="20"/>
               </w:rPr>
-              <w:t xml:space="preserve">2.101.436</w:t>
+              <w:t xml:space="preserve">2.101.437</w:t>
             </w:r>
           </w:p>
         </w:tc>
@@ -11583,7 +11583,7 @@
         <w:sz w:val="14"/>
         <w:szCs w:val="14"/>
       </w:rPr>
-      <w:t xml:space="preserve">Version 2.101.436 de l'application  ·  1er octobre 2026  ·  document interne BMI Togo</w:t>
+      <w:t xml:space="preserve">Version 2.101.437 de l'application  ·  1er octobre 2026  ·  document interne BMI Togo</w:t>
     </w:r>
   </w:p>
 </w:ftr>
